--- a/spa/docx/28.content.docx
+++ b/spa/docx/28.content.docx
@@ -19,7 +19,7 @@
         <w:rPr>
           <w:lang w:val="es_ES" w:bidi="es_ES"/>
         </w:rPr>
-        <w:t>Resource: Notas de Estudio - Introducciones a los Libros (Tyndale)</w:t>
+        <w:t>Resource: Tyndale Open Study Notes</w:t>
       </w:r>
       <w:r>
         <w:rPr>
@@ -112,7 +112,7 @@
         <w:rPr>
           <w:lang w:val="es_ES" w:bidi="es_ES"/>
         </w:rPr>
-        <w:t>Notas de Estudio - Introducciones a los Libros (Tyndale)</w:t>
+        <w:t>Tyndale Open Study Notes</w:t>
       </w:r>
     </w:p>
     <w:p>

--- a/spa/docx/28.content.docx
+++ b/spa/docx/28.content.docx
@@ -19,7 +19,7 @@
         <w:rPr>
           <w:lang w:val="es_ES" w:bidi="es_ES"/>
         </w:rPr>
-        <w:t>Resource: Tyndale Open Study Notes</w:t>
+        <w:t>Resource: Aquifer Open Study Notes (Book Intros)</w:t>
       </w:r>
       <w:r>
         <w:rPr>
@@ -112,7 +112,7 @@
         <w:rPr>
           <w:lang w:val="es_ES" w:bidi="es_ES"/>
         </w:rPr>
-        <w:t>Tyndale Open Study Notes</w:t>
+        <w:t>Aquifer Open Study Notes (Book Intros)</w:t>
       </w:r>
     </w:p>
     <w:p>

--- a/spa/docx/28.content.docx
+++ b/spa/docx/28.content.docx
@@ -258,36 +258,24 @@
         </w:rPr>
         <w:t>Pocas épocas en el antiguo Israel fueron más turbulentas que mediados de los años 700 a.C. Oseas comenzó su ministerio en el reino del norte hacia el final del largo y estable reinado de Jeroboam II (793–753 a.C.). A pesar de ser un rey malvado (</w:t>
       </w:r>
-      <w:hyperlink r:id="rId13">
-        <w:r>
-          <w:rPr>
-            <w:lang w:val="es_ES" w:bidi="es_ES"/>
-          </w:rPr>
-          <w:rPr>
-            <w:color w:val="0000EE"/>
-            <w:u w:val="single"/>
-          </w:rPr>
-          <w:t>2 Re 14:23–24</w:t>
-        </w:r>
-      </w:hyperlink>
+      <w:r>
+        <w:rPr>
+          <w:lang w:val="es_ES" w:bidi="es_ES"/>
+        </w:rPr>
+        <w:t>2 Re 14:23–24</w:t>
+      </w:r>
       <w:r>
         <w:rPr>
           <w:lang w:val="es_ES" w:bidi="es_ES"/>
         </w:rPr>
         <w:t>), Jeroboam fue un líder fuerte y capaz que expandió las fronteras de Israel a un nivel no visto desde los gloriosos días de David y Salomón (</w:t>
       </w:r>
-      <w:hyperlink r:id="rId14">
-        <w:r>
-          <w:rPr>
-            <w:lang w:val="es_ES" w:bidi="es_ES"/>
-          </w:rPr>
-          <w:rPr>
-            <w:color w:val="0000EE"/>
-            <w:u w:val="single"/>
-          </w:rPr>
-          <w:t>2 Re 14:25–28</w:t>
-        </w:r>
-      </w:hyperlink>
+      <w:r>
+        <w:rPr>
+          <w:lang w:val="es_ES" w:bidi="es_ES"/>
+        </w:rPr>
+        <w:t>2 Re 14:25–28</w:t>
+      </w:r>
       <w:r>
         <w:rPr>
           <w:lang w:val="es_ES" w:bidi="es_ES"/>
@@ -355,18 +343,12 @@
           <w:lang w:val="es_ES" w:bidi="es_ES"/>
         </w:rPr>
       </w:r>
-      <w:hyperlink r:id="rId15">
-        <w:r>
-          <w:rPr>
-            <w:lang w:val="es_ES" w:bidi="es_ES"/>
-          </w:rPr>
-          <w:rPr>
-            <w:color w:val="0000EE"/>
-            <w:u w:val="single"/>
-          </w:rPr>
-          <w:t>Los capítulos 1–3</w:t>
-        </w:r>
-      </w:hyperlink>
+      <w:r>
+        <w:rPr>
+          <w:lang w:val="es_ES" w:bidi="es_ES"/>
+        </w:rPr>
+        <w:t>Los capítulos 1–3</w:t>
+      </w:r>
       <w:r>
         <w:rPr>
           <w:lang w:val="es_ES" w:bidi="es_ES"/>
@@ -381,18 +363,12 @@
           <w:lang w:val="es_ES" w:bidi="es_ES"/>
         </w:rPr>
       </w:r>
-      <w:hyperlink r:id="rId16">
-        <w:r>
-          <w:rPr>
-            <w:lang w:val="es_ES" w:bidi="es_ES"/>
-          </w:rPr>
-          <w:rPr>
-            <w:color w:val="0000EE"/>
-            <w:u w:val="single"/>
-          </w:rPr>
-          <w:t>Los capítulos 4–14</w:t>
-        </w:r>
-      </w:hyperlink>
+      <w:r>
+        <w:rPr>
+          <w:lang w:val="es_ES" w:bidi="es_ES"/>
+        </w:rPr>
+        <w:t>Los capítulos 4–14</w:t>
+      </w:r>
       <w:r>
         <w:rPr>
           <w:lang w:val="es_ES" w:bidi="es_ES"/>
@@ -424,18 +400,12 @@
         </w:rPr>
         <w:t>No sabemos nada sobre el profeta Oseas aparte de lo que se menciona en este libro. Sabemos el nombre de su padre (</w:t>
       </w:r>
-      <w:hyperlink r:id="rId17">
-        <w:r>
-          <w:rPr>
-            <w:lang w:val="es_ES" w:bidi="es_ES"/>
-          </w:rPr>
-          <w:rPr>
-            <w:color w:val="0000EE"/>
-            <w:u w:val="single"/>
-          </w:rPr>
-          <w:t>1:1</w:t>
-        </w:r>
-      </w:hyperlink>
+      <w:r>
+        <w:rPr>
+          <w:lang w:val="es_ES" w:bidi="es_ES"/>
+        </w:rPr>
+        <w:t>1:1</w:t>
+      </w:r>
       <w:r>
         <w:rPr>
           <w:lang w:val="es_ES" w:bidi="es_ES"/>
@@ -456,18 +426,12 @@
         </w:rPr>
         <w:t xml:space="preserve">Oseas profetizó al reino del norte de Israel desde aproximadamente el 760 a.C. hasta justo antes de la caída de Israel en 722 a.C. (ver </w:t>
       </w:r>
-      <w:hyperlink r:id="rId17">
-        <w:r>
-          <w:rPr>
-            <w:lang w:val="es_ES" w:bidi="es_ES"/>
-          </w:rPr>
-          <w:rPr>
-            <w:color w:val="0000EE"/>
-            <w:u w:val="single"/>
-          </w:rPr>
-          <w:t>1:1</w:t>
-        </w:r>
-      </w:hyperlink>
+      <w:r>
+        <w:rPr>
+          <w:lang w:val="es_ES" w:bidi="es_ES"/>
+        </w:rPr>
+        <w:t>1:1</w:t>
+      </w:r>
       <w:r>
         <w:rPr>
           <w:lang w:val="es_ES" w:bidi="es_ES"/>
